--- a/docx/09-nat-pat/boletin-U09-inicial.docx
+++ b/docx/09-nat-pat/boletin-U09-inicial.docx
@@ -15,6 +15,9 @@
             <w:pStyle w:val="TOCHeading"/>
           </w:pPr>
           <w:r>
+            <w:rPr>
+              <w:lang w:val="es-ES"/>
+            </w:rPr>
             <w:t xml:space="preserve">Table of Contents</w:t>
           </w:r>
         </w:p>
@@ -34,6 +37,9 @@
         <w:pStyle w:val="Heading1"/>
       </w:pPr>
       <w:r>
+        <w:rPr>
+          <w:lang w:val="es-ES"/>
+        </w:rPr>
         <w:t xml:space="preserve">Boletín UD9 — Inicial</w:t>
       </w:r>
     </w:p>
@@ -44,6 +50,9 @@
         <w:pStyle w:val="Heading1"/>
       </w:pPr>
       <w:r>
+        <w:rPr>
+          <w:lang w:val="es-ES"/>
+        </w:rPr>
         <w:t xml:space="preserve">📝 Boletín UD9 — Inicial</w:t>
       </w:r>
     </w:p>
@@ -52,6 +61,9 @@
         <w:pStyle w:val="BlockText"/>
       </w:pPr>
       <w:r>
+        <w:rPr>
+          <w:lang w:val="es-ES"/>
+        </w:rPr>
         <w:t xml:space="preserve">Ejercicios para practicar los fundamentos de NAT.</w:t>
       </w:r>
     </w:p>
@@ -68,6 +80,9 @@
         <w:pStyle w:val="Heading2"/>
       </w:pPr>
       <w:r>
+        <w:rPr>
+          <w:lang w:val="es-ES"/>
+        </w:rPr>
         <w:t xml:space="preserve">1. ¿Qué es NAT?</w:t>
       </w:r>
     </w:p>
@@ -76,6 +91,9 @@
         <w:pStyle w:val="FirstParagraph"/>
       </w:pPr>
       <w:r>
+        <w:rPr>
+          <w:lang w:val="es-ES"/>
+        </w:rPr>
         <w:t xml:space="preserve">Define qué es NAT y por qué es necesario en las redes IPv4 actuales.</w:t>
       </w:r>
     </w:p>
@@ -84,6 +102,9 @@
         <w:pStyle w:val="BodyText"/>
       </w:pPr>
       <w:r>
+        <w:rPr>
+          <w:lang w:val="es-ES"/>
+        </w:rPr>
         <w:t xml:space="preserve">💡 Pista</w:t>
       </w:r>
     </w:p>
@@ -92,6 +113,9 @@
         <w:pStyle w:val="BodyText"/>
       </w:pPr>
       <w:r>
+        <w:rPr>
+          <w:lang w:val="es-ES"/>
+        </w:rPr>
         <w:t xml:space="preserve">Piensa en la escasez de direcciones IPv4 públicas y cómo una LAN privada accede a Internet.</w:t>
       </w:r>
     </w:p>
@@ -102,6 +126,9 @@
         <w:pStyle w:val="Heading2"/>
       </w:pPr>
       <w:r>
+        <w:rPr>
+          <w:lang w:val="es-ES"/>
+        </w:rPr>
         <w:t xml:space="preserve">2. Tipos de NAT</w:t>
       </w:r>
     </w:p>
@@ -110,6 +137,9 @@
         <w:pStyle w:val="FirstParagraph"/>
       </w:pPr>
       <w:r>
+        <w:rPr>
+          <w:lang w:val="es-ES"/>
+        </w:rPr>
         <w:t xml:space="preserve">Relaciona cada tipo de NAT con su descripción:</w:t>
       </w:r>
     </w:p>
@@ -135,6 +165,9 @@
               <w:pStyle w:val="Compact"/>
             </w:pPr>
             <w:r>
+              <w:rPr>
+                <w:lang w:val="es-ES"/>
+              </w:rPr>
               <w:t xml:space="preserve">Tipo</w:t>
             </w:r>
           </w:p>
@@ -146,6 +179,9 @@
               <w:pStyle w:val="Compact"/>
             </w:pPr>
             <w:r>
+              <w:rPr>
+                <w:lang w:val="es-ES"/>
+              </w:rPr>
               <w:t xml:space="preserve">Descripción</w:t>
             </w:r>
           </w:p>
@@ -159,6 +195,9 @@
               <w:pStyle w:val="Compact"/>
             </w:pPr>
             <w:r>
+              <w:rPr>
+                <w:lang w:val="es-ES"/>
+              </w:rPr>
               <w:t xml:space="preserve">NAT estático</w:t>
             </w:r>
           </w:p>
@@ -170,6 +209,9 @@
               <w:pStyle w:val="Compact"/>
             </w:pPr>
             <w:r>
+              <w:rPr>
+                <w:lang w:val="es-ES"/>
+              </w:rPr>
               <w:t xml:space="preserve">A. Muchas IPs privadas comparten una IP pública variando puertos</w:t>
             </w:r>
           </w:p>
@@ -183,6 +225,9 @@
               <w:pStyle w:val="Compact"/>
             </w:pPr>
             <w:r>
+              <w:rPr>
+                <w:lang w:val="es-ES"/>
+              </w:rPr>
               <w:t xml:space="preserve">NAT dinámico</w:t>
             </w:r>
           </w:p>
@@ -194,6 +239,9 @@
               <w:pStyle w:val="Compact"/>
             </w:pPr>
             <w:r>
+              <w:rPr>
+                <w:lang w:val="es-ES"/>
+              </w:rPr>
               <w:t xml:space="preserve">B. Una IP privada fija se traduce a una IP pública fija</w:t>
             </w:r>
           </w:p>
@@ -207,6 +255,9 @@
               <w:pStyle w:val="Compact"/>
             </w:pPr>
             <w:r>
+              <w:rPr>
+                <w:lang w:val="es-ES"/>
+              </w:rPr>
               <w:t xml:space="preserve">PAT</w:t>
             </w:r>
           </w:p>
@@ -218,6 +269,9 @@
               <w:pStyle w:val="Compact"/>
             </w:pPr>
             <w:r>
+              <w:rPr>
+                <w:lang w:val="es-ES"/>
+              </w:rPr>
               <w:t xml:space="preserve">C. Se asigna una IP pública de un pool disponible</w:t>
             </w:r>
           </w:p>
@@ -231,6 +285,9 @@
         <w:pStyle w:val="Heading2"/>
       </w:pPr>
       <w:r>
+        <w:rPr>
+          <w:lang w:val="es-ES"/>
+        </w:rPr>
         <w:t xml:space="preserve">3. Configura PAT</w:t>
       </w:r>
     </w:p>
@@ -239,24 +296,45 @@
         <w:pStyle w:val="FirstParagraph"/>
       </w:pPr>
       <w:r>
+        <w:rPr>
+          <w:lang w:val="es-ES"/>
+        </w:rPr>
         <w:t xml:space="preserve">Escribe los comandos necesarios para configurar PAT en un router Cisco donde:</w:t>
       </w:r>
       <w:r>
+        <w:rPr>
+          <w:lang w:val="es-ES"/>
+        </w:rPr>
         <w:t xml:space="preserve"> </w:t>
       </w:r>
       <w:r>
+        <w:rPr>
+          <w:lang w:val="es-ES"/>
+        </w:rPr>
         <w:t xml:space="preserve">- Interfaz LAN: GigabitEthernet 0/0 (192.168.1.1/24)</w:t>
       </w:r>
       <w:r>
+        <w:rPr>
+          <w:lang w:val="es-ES"/>
+        </w:rPr>
         <w:t xml:space="preserve"> </w:t>
       </w:r>
       <w:r>
+        <w:rPr>
+          <w:lang w:val="es-ES"/>
+        </w:rPr>
         <w:t xml:space="preserve">- Interfaz WAN: GigabitEthernet 0/1 (83.45.12.78/30)</w:t>
       </w:r>
       <w:r>
+        <w:rPr>
+          <w:lang w:val="es-ES"/>
+        </w:rPr>
         <w:t xml:space="preserve"> </w:t>
       </w:r>
       <w:r>
+        <w:rPr>
+          <w:lang w:val="es-ES"/>
+        </w:rPr>
         <w:t xml:space="preserve">- Red interna: 192.168.1.0/24</w:t>
       </w:r>
     </w:p>
@@ -267,6 +345,9 @@
         <w:pStyle w:val="Heading2"/>
       </w:pPr>
       <w:r>
+        <w:rPr>
+          <w:lang w:val="es-ES"/>
+        </w:rPr>
         <w:t xml:space="preserve">4. Tabla NAT</w:t>
       </w:r>
     </w:p>
@@ -275,6 +356,9 @@
         <w:pStyle w:val="FirstParagraph"/>
       </w:pPr>
       <w:r>
+        <w:rPr>
+          <w:lang w:val="es-ES"/>
+        </w:rPr>
         <w:t xml:space="preserve">Un router NAT muestra la siguiente tabla:</w:t>
       </w:r>
     </w:p>
@@ -285,6 +369,7 @@
       <w:r>
         <w:rPr>
           <w:rStyle w:val="VerbatimChar"/>
+          <w:lang w:val="es-ES"/>
         </w:rPr>
         <w:t xml:space="preserve">Pro Inside global      Inside local       Outside local      Outside global</w:t>
       </w:r>
@@ -294,6 +379,7 @@
       <w:r>
         <w:rPr>
           <w:rStyle w:val="VerbatimChar"/>
+          <w:lang w:val="es-ES"/>
         </w:rPr>
         <w:t xml:space="preserve">udp   192.168.1.  8.8.8.8:53  8.8.8.8:53</w:t>
       </w:r>
@@ -303,6 +389,7 @@
       <w:r>
         <w:rPr>
           <w:rStyle w:val="VerbatimChar"/>
+          <w:lang w:val="es-ES"/>
         </w:rPr>
         <w:t xml:space="preserve">udp   192.168.1.  8.8.8.8:53  8.8.8.8:53</w:t>
       </w:r>
@@ -316,6 +403,9 @@
         </w:numPr>
       </w:pPr>
       <w:r>
+        <w:rPr>
+          <w:lang w:val="es-ES"/>
+        </w:rPr>
         <w:t xml:space="preserve">¿Cuántos dispositivos están haciendo peticiones DNS?</w:t>
       </w:r>
     </w:p>
@@ -328,6 +418,9 @@
         </w:numPr>
       </w:pPr>
       <w:r>
+        <w:rPr>
+          <w:lang w:val="es-ES"/>
+        </w:rPr>
         <w:t xml:space="preserve">¿Cuál es la IP pública del router?</w:t>
       </w:r>
     </w:p>
@@ -340,6 +433,9 @@
         </w:numPr>
       </w:pPr>
       <w:r>
+        <w:rPr>
+          <w:lang w:val="es-ES"/>
+        </w:rPr>
         <w:t xml:space="preserve">¿Qué puerto ha asignado NAT al PC 192.168.1.10?</w:t>
       </w:r>
     </w:p>
@@ -350,6 +446,9 @@
         <w:pStyle w:val="Heading2"/>
       </w:pPr>
       <w:r>
+        <w:rPr>
+          <w:lang w:val="es-ES"/>
+        </w:rPr>
         <w:t xml:space="preserve">5. Verdadero o falso</w:t>
       </w:r>
     </w:p>
@@ -362,6 +461,9 @@
         </w:numPr>
       </w:pPr>
       <w:r>
+        <w:rPr>
+          <w:lang w:val="es-ES"/>
+        </w:rPr>
         <w:t xml:space="preserve">NAT estático permite que múltiples PCs compartan una IP pública.</w:t>
       </w:r>
     </w:p>
@@ -374,33 +476,53 @@
         </w:numPr>
       </w:pPr>
       <w:r>
+        <w:rPr>
+          <w:lang w:val="es-ES"/>
+        </w:rPr>
         <w:t xml:space="preserve">PAT necesita configurar</w:t>
       </w:r>
       <w:r>
+        <w:rPr>
+          <w:lang w:val="es-ES"/>
+        </w:rPr>
         <w:t xml:space="preserve"> </w:t>
       </w:r>
       <w:r>
         <w:rPr>
           <w:rStyle w:val="VerbatimChar"/>
+          <w:lang w:val="es-ES"/>
         </w:rPr>
         <w:t xml:space="preserve">ip nat inside</w:t>
       </w:r>
       <w:r>
+        <w:rPr>
+          <w:lang w:val="es-ES"/>
+        </w:rPr>
         <w:t xml:space="preserve"> </w:t>
       </w:r>
       <w:r>
+        <w:rPr>
+          <w:lang w:val="es-ES"/>
+        </w:rPr>
         <w:t xml:space="preserve">y</w:t>
       </w:r>
       <w:r>
+        <w:rPr>
+          <w:lang w:val="es-ES"/>
+        </w:rPr>
         <w:t xml:space="preserve"> </w:t>
       </w:r>
       <w:r>
         <w:rPr>
           <w:rStyle w:val="VerbatimChar"/>
+          <w:lang w:val="es-ES"/>
         </w:rPr>
         <w:t xml:space="preserve">ip nat outside</w:t>
       </w:r>
       <w:r>
+        <w:rPr>
+          <w:lang w:val="es-ES"/>
+        </w:rPr>
         <w:t xml:space="preserve">.</w:t>
       </w:r>
     </w:p>
@@ -413,6 +535,9 @@
         </w:numPr>
       </w:pPr>
       <w:r>
+        <w:rPr>
+          <w:lang w:val="es-ES"/>
+        </w:rPr>
         <w:t xml:space="preserve">NAT dinámico traduce siempre la misma IP privada a la misma IP pública.</w:t>
       </w:r>
     </w:p>
@@ -427,13 +552,20 @@
       <w:r>
         <w:rPr>
           <w:rStyle w:val="VerbatimChar"/>
+          <w:lang w:val="es-ES"/>
         </w:rPr>
         <w:t xml:space="preserve">show ip nat translations</w:t>
       </w:r>
       <w:r>
+        <w:rPr>
+          <w:lang w:val="es-ES"/>
+        </w:rPr>
         <w:t xml:space="preserve"> </w:t>
       </w:r>
       <w:r>
+        <w:rPr>
+          <w:lang w:val="es-ES"/>
+        </w:rPr>
         <w:t xml:space="preserve">muestra las traducciones activas.</w:t>
       </w:r>
     </w:p>
@@ -444,6 +576,9 @@
         <w:pStyle w:val="Heading2"/>
       </w:pPr>
       <w:r>
+        <w:rPr>
+          <w:lang w:val="es-ES"/>
+        </w:rPr>
         <w:t xml:space="preserve">6. NAT destino (port forwarding)</w:t>
       </w:r>
     </w:p>
@@ -452,6 +587,9 @@
         <w:pStyle w:val="FirstParagraph"/>
       </w:pPr>
       <w:r>
+        <w:rPr>
+          <w:lang w:val="es-ES"/>
+        </w:rPr>
         <w:t xml:space="preserve">Quieres que un servidor web interno (192.168.1.10:80) sea accesible desde Internet en la IP pública 83.45.12.78:80. Escribe los comandos necesarios.</w:t>
       </w:r>
     </w:p>
@@ -462,6 +600,9 @@
         <w:pStyle w:val="Heading2"/>
       </w:pPr>
       <w:r>
+        <w:rPr>
+          <w:lang w:val="es-ES"/>
+        </w:rPr>
         <w:t xml:space="preserve">7. ¿Qué tipo de NAT es?</w:t>
       </w:r>
     </w:p>
@@ -470,6 +611,9 @@
         <w:pStyle w:val="FirstParagraph"/>
       </w:pPr>
       <w:r>
+        <w:rPr>
+          <w:lang w:val="es-ES"/>
+        </w:rPr>
         <w:t xml:space="preserve">Identifica el tipo de NAT que se aplica en cada escenario:</w:t>
       </w:r>
     </w:p>
@@ -495,6 +639,9 @@
               <w:pStyle w:val="Compact"/>
             </w:pPr>
             <w:r>
+              <w:rPr>
+                <w:lang w:val="es-ES"/>
+              </w:rPr>
               <w:t xml:space="preserve">Escenario</w:t>
             </w:r>
           </w:p>
@@ -506,6 +653,9 @@
               <w:pStyle w:val="Compact"/>
             </w:pPr>
             <w:r>
+              <w:rPr>
+                <w:lang w:val="es-ES"/>
+              </w:rPr>
               <w:t xml:space="preserve">Tipo de NAT</w:t>
             </w:r>
           </w:p>
@@ -519,6 +669,9 @@
               <w:pStyle w:val="Compact"/>
             </w:pPr>
             <w:r>
+              <w:rPr>
+                <w:lang w:val="es-ES"/>
+              </w:rPr>
               <w:t xml:space="preserve">a) El servidor web de la empresa (192.168.1.10) siempre sale a Internet como 83.45.12.78</w:t>
             </w:r>
           </w:p>
@@ -540,6 +693,9 @@
               <w:pStyle w:val="Compact"/>
             </w:pPr>
             <w:r>
+              <w:rPr>
+                <w:lang w:val="es-ES"/>
+              </w:rPr>
               <w:t xml:space="preserve">b) La oficina tiene un pool de 4 IPs públicas (83.45.12.78-81) y cada usuario toma una al salir</w:t>
             </w:r>
           </w:p>
@@ -561,6 +717,9 @@
               <w:pStyle w:val="Compact"/>
             </w:pPr>
             <w:r>
+              <w:rPr>
+                <w:lang w:val="es-ES"/>
+              </w:rPr>
               <w:t xml:space="preserve">c) 300 alumnos de un instituto salen todos por la misma IP pública del router</w:t>
             </w:r>
           </w:p>
@@ -582,6 +741,9 @@
               <w:pStyle w:val="Compact"/>
             </w:pPr>
             <w:r>
+              <w:rPr>
+                <w:lang w:val="es-ES"/>
+              </w:rPr>
               <w:t xml:space="preserve">d) Un cliente de Internet visita 83.45.12.78:8080 y llega al servidor interno 192.168.1.10:80</w:t>
             </w:r>
           </w:p>
@@ -604,13 +766,20 @@
         <w:rPr>
           <w:b/>
           <w:bCs/>
+          <w:lang w:val="es-ES"/>
         </w:rPr>
         <w:t xml:space="preserve">Pista:</w:t>
       </w:r>
       <w:r>
+        <w:rPr>
+          <w:lang w:val="es-ES"/>
+        </w:rPr>
         <w:t xml:space="preserve"> </w:t>
       </w:r>
       <w:r>
+        <w:rPr>
+          <w:lang w:val="es-ES"/>
+        </w:rPr>
         <w:t xml:space="preserve">recuerda la tabla de tipos del punto 2 de la unidad: estático (1:1 fijo), dinámico (pool), PAT (muchos:1 con puertos) y destino (puerto público → IP:puerto interno).</w:t>
       </w:r>
     </w:p>
@@ -621,6 +790,9 @@
         <w:pStyle w:val="Heading2"/>
       </w:pPr>
       <w:r>
+        <w:rPr>
+          <w:lang w:val="es-ES"/>
+        </w:rPr>
         <w:t xml:space="preserve">8. Lee la tabla NAT</w:t>
       </w:r>
     </w:p>
@@ -629,6 +801,9 @@
         <w:pStyle w:val="FirstParagraph"/>
       </w:pPr>
       <w:r>
+        <w:rPr>
+          <w:lang w:val="es-ES"/>
+        </w:rPr>
         <w:t xml:space="preserve">El router muestra esta tabla:</w:t>
       </w:r>
     </w:p>
@@ -639,6 +814,7 @@
       <w:r>
         <w:rPr>
           <w:rStyle w:val="VerbatimChar"/>
+          <w:lang w:val="es-ES"/>
         </w:rPr>
         <w:t xml:space="preserve">Pro Inside global      Inside local       Outside local      Outside global</w:t>
       </w:r>
@@ -648,6 +824,7 @@
       <w:r>
         <w:rPr>
           <w:rStyle w:val="VerbatimChar"/>
+          <w:lang w:val="es-ES"/>
         </w:rPr>
         <w:t xml:space="preserve">udp   192.168.1.  8.8.8.8:53  8.8.8.8:53</w:t>
       </w:r>
@@ -657,6 +834,7 @@
       <w:r>
         <w:rPr>
           <w:rStyle w:val="VerbatimChar"/>
+          <w:lang w:val="es-ES"/>
         </w:rPr>
         <w:t xml:space="preserve">udp   192.168.1.  8.8.8.8:53  8.8.8.8:53</w:t>
       </w:r>
@@ -666,6 +844,7 @@
       <w:r>
         <w:rPr>
           <w:rStyle w:val="VerbatimChar"/>
+          <w:lang w:val="es-ES"/>
         </w:rPr>
         <w:t xml:space="preserve">tcp 83.45.12.78:60003  192.168.1.30:49152  142.250.184.4:443  142.250.184.4:443</w:t>
       </w:r>
@@ -679,6 +858,9 @@
         </w:numPr>
       </w:pPr>
       <w:r>
+        <w:rPr>
+          <w:lang w:val="es-ES"/>
+        </w:rPr>
         <w:t xml:space="preserve">¿Cuántas conexiones hay activas y de qué tipo de tráfico?</w:t>
       </w:r>
     </w:p>
@@ -691,6 +873,9 @@
         </w:numPr>
       </w:pPr>
       <w:r>
+        <w:rPr>
+          <w:lang w:val="es-ES"/>
+        </w:rPr>
         <w:t xml:space="preserve">¿Qué puerto efímero original usaba el PC 192.168.1.30?</w:t>
       </w:r>
     </w:p>
@@ -703,6 +888,9 @@
         </w:numPr>
       </w:pPr>
       <w:r>
+        <w:rPr>
+          <w:lang w:val="es-ES"/>
+        </w:rPr>
         <w:t xml:space="preserve">¿Por qué dos PCs pueden usar el mismo puerto origen (54321) sin conflicto?</w:t>
       </w:r>
     </w:p>
@@ -715,6 +903,9 @@
         </w:numPr>
       </w:pPr>
       <w:r>
+        <w:rPr>
+          <w:lang w:val="es-ES"/>
+        </w:rPr>
         <w:t xml:space="preserve">¿A qué servicio destino van las dos primeras conexiones? ¿Y la tercera?</w:t>
       </w:r>
     </w:p>
@@ -726,29 +917,46 @@
         <w:rPr>
           <w:b/>
           <w:bCs/>
+          <w:lang w:val="es-ES"/>
         </w:rPr>
         <w:t xml:space="preserve">Pista:</w:t>
       </w:r>
       <w:r>
+        <w:rPr>
+          <w:lang w:val="es-ES"/>
+        </w:rPr>
         <w:t xml:space="preserve"> </w:t>
       </w:r>
       <w:r>
+        <w:rPr>
+          <w:lang w:val="es-ES"/>
+        </w:rPr>
         <w:t xml:space="preserve">los puertos efímeros (49152-65535) los elige cada PC; NAT añade un puerto global único por conexión (60001, 60002…) para desambiguar. Fíjate en la columna</w:t>
       </w:r>
       <w:r>
+        <w:rPr>
+          <w:lang w:val="es-ES"/>
+        </w:rPr>
         <w:t xml:space="preserve"> </w:t>
       </w:r>
       <w:r>
         <w:rPr>
           <w:i/>
           <w:iCs/>
+          <w:lang w:val="es-ES"/>
         </w:rPr>
         <w:t xml:space="preserve">Outside local</w:t>
       </w:r>
       <w:r>
+        <w:rPr>
+          <w:lang w:val="es-ES"/>
+        </w:rPr>
         <w:t xml:space="preserve"> </w:t>
       </w:r>
       <w:r>
+        <w:rPr>
+          <w:lang w:val="es-ES"/>
+        </w:rPr>
         <w:t xml:space="preserve">para saber el destino.</w:t>
       </w:r>
     </w:p>

--- a/docx/09-nat-pat/boletin-U09-inicial.docx
+++ b/docx/09-nat-pat/boletin-U09-inicial.docx
@@ -15,9 +15,6 @@
             <w:pStyle w:val="TOCHeading"/>
           </w:pPr>
           <w:r>
-            <w:rPr>
-              <w:lang w:val="es-ES"/>
-            </w:rPr>
             <w:t xml:space="preserve">Table of Contents</w:t>
           </w:r>
         </w:p>
@@ -37,9 +34,6 @@
         <w:pStyle w:val="Heading1"/>
       </w:pPr>
       <w:r>
-        <w:rPr>
-          <w:lang w:val="es-ES"/>
-        </w:rPr>
         <w:t xml:space="preserve">Boletín UD9 — Inicial</w:t>
       </w:r>
     </w:p>
@@ -50,9 +44,6 @@
         <w:pStyle w:val="Heading1"/>
       </w:pPr>
       <w:r>
-        <w:rPr>
-          <w:lang w:val="es-ES"/>
-        </w:rPr>
         <w:t xml:space="preserve">📝 Boletín UD9 — Inicial</w:t>
       </w:r>
     </w:p>
@@ -61,9 +52,6 @@
         <w:pStyle w:val="BlockText"/>
       </w:pPr>
       <w:r>
-        <w:rPr>
-          <w:lang w:val="es-ES"/>
-        </w:rPr>
         <w:t xml:space="preserve">Ejercicios para practicar los fundamentos de NAT.</w:t>
       </w:r>
     </w:p>
@@ -80,9 +68,6 @@
         <w:pStyle w:val="Heading2"/>
       </w:pPr>
       <w:r>
-        <w:rPr>
-          <w:lang w:val="es-ES"/>
-        </w:rPr>
         <w:t xml:space="preserve">1. ¿Qué es NAT?</w:t>
       </w:r>
     </w:p>
@@ -91,9 +76,6 @@
         <w:pStyle w:val="FirstParagraph"/>
       </w:pPr>
       <w:r>
-        <w:rPr>
-          <w:lang w:val="es-ES"/>
-        </w:rPr>
         <w:t xml:space="preserve">Define qué es NAT y por qué es necesario en las redes IPv4 actuales.</w:t>
       </w:r>
     </w:p>
@@ -102,9 +84,6 @@
         <w:pStyle w:val="BodyText"/>
       </w:pPr>
       <w:r>
-        <w:rPr>
-          <w:lang w:val="es-ES"/>
-        </w:rPr>
         <w:t xml:space="preserve">💡 Pista</w:t>
       </w:r>
     </w:p>
@@ -113,9 +92,6 @@
         <w:pStyle w:val="BodyText"/>
       </w:pPr>
       <w:r>
-        <w:rPr>
-          <w:lang w:val="es-ES"/>
-        </w:rPr>
         <w:t xml:space="preserve">Piensa en la escasez de direcciones IPv4 públicas y cómo una LAN privada accede a Internet.</w:t>
       </w:r>
     </w:p>
@@ -126,9 +102,6 @@
         <w:pStyle w:val="Heading2"/>
       </w:pPr>
       <w:r>
-        <w:rPr>
-          <w:lang w:val="es-ES"/>
-        </w:rPr>
         <w:t xml:space="preserve">2. Tipos de NAT</w:t>
       </w:r>
     </w:p>
@@ -137,9 +110,6 @@
         <w:pStyle w:val="FirstParagraph"/>
       </w:pPr>
       <w:r>
-        <w:rPr>
-          <w:lang w:val="es-ES"/>
-        </w:rPr>
         <w:t xml:space="preserve">Relaciona cada tipo de NAT con su descripción:</w:t>
       </w:r>
     </w:p>
@@ -165,9 +135,6 @@
               <w:pStyle w:val="Compact"/>
             </w:pPr>
             <w:r>
-              <w:rPr>
-                <w:lang w:val="es-ES"/>
-              </w:rPr>
               <w:t xml:space="preserve">Tipo</w:t>
             </w:r>
           </w:p>
@@ -179,9 +146,6 @@
               <w:pStyle w:val="Compact"/>
             </w:pPr>
             <w:r>
-              <w:rPr>
-                <w:lang w:val="es-ES"/>
-              </w:rPr>
               <w:t xml:space="preserve">Descripción</w:t>
             </w:r>
           </w:p>
@@ -195,9 +159,6 @@
               <w:pStyle w:val="Compact"/>
             </w:pPr>
             <w:r>
-              <w:rPr>
-                <w:lang w:val="es-ES"/>
-              </w:rPr>
               <w:t xml:space="preserve">NAT estático</w:t>
             </w:r>
           </w:p>
@@ -209,9 +170,6 @@
               <w:pStyle w:val="Compact"/>
             </w:pPr>
             <w:r>
-              <w:rPr>
-                <w:lang w:val="es-ES"/>
-              </w:rPr>
               <w:t xml:space="preserve">A. Muchas IPs privadas comparten una IP pública variando puertos</w:t>
             </w:r>
           </w:p>
@@ -225,9 +183,6 @@
               <w:pStyle w:val="Compact"/>
             </w:pPr>
             <w:r>
-              <w:rPr>
-                <w:lang w:val="es-ES"/>
-              </w:rPr>
               <w:t xml:space="preserve">NAT dinámico</w:t>
             </w:r>
           </w:p>
@@ -239,9 +194,6 @@
               <w:pStyle w:val="Compact"/>
             </w:pPr>
             <w:r>
-              <w:rPr>
-                <w:lang w:val="es-ES"/>
-              </w:rPr>
               <w:t xml:space="preserve">B. Una IP privada fija se traduce a una IP pública fija</w:t>
             </w:r>
           </w:p>
@@ -255,9 +207,6 @@
               <w:pStyle w:val="Compact"/>
             </w:pPr>
             <w:r>
-              <w:rPr>
-                <w:lang w:val="es-ES"/>
-              </w:rPr>
               <w:t xml:space="preserve">PAT</w:t>
             </w:r>
           </w:p>
@@ -269,9 +218,6 @@
               <w:pStyle w:val="Compact"/>
             </w:pPr>
             <w:r>
-              <w:rPr>
-                <w:lang w:val="es-ES"/>
-              </w:rPr>
               <w:t xml:space="preserve">C. Se asigna una IP pública de un pool disponible</w:t>
             </w:r>
           </w:p>
@@ -285,9 +231,6 @@
         <w:pStyle w:val="Heading2"/>
       </w:pPr>
       <w:r>
-        <w:rPr>
-          <w:lang w:val="es-ES"/>
-        </w:rPr>
         <w:t xml:space="preserve">3. Configura PAT</w:t>
       </w:r>
     </w:p>
@@ -296,45 +239,24 @@
         <w:pStyle w:val="FirstParagraph"/>
       </w:pPr>
       <w:r>
-        <w:rPr>
-          <w:lang w:val="es-ES"/>
-        </w:rPr>
         <w:t xml:space="preserve">Escribe los comandos necesarios para configurar PAT en un router Cisco donde:</w:t>
       </w:r>
       <w:r>
-        <w:rPr>
-          <w:lang w:val="es-ES"/>
-        </w:rPr>
         <w:t xml:space="preserve"> </w:t>
       </w:r>
       <w:r>
-        <w:rPr>
-          <w:lang w:val="es-ES"/>
-        </w:rPr>
         <w:t xml:space="preserve">- Interfaz LAN: GigabitEthernet 0/0 (192.168.1.1/24)</w:t>
       </w:r>
       <w:r>
-        <w:rPr>
-          <w:lang w:val="es-ES"/>
-        </w:rPr>
         <w:t xml:space="preserve"> </w:t>
       </w:r>
       <w:r>
-        <w:rPr>
-          <w:lang w:val="es-ES"/>
-        </w:rPr>
         <w:t xml:space="preserve">- Interfaz WAN: GigabitEthernet 0/1 (83.45.12.78/30)</w:t>
       </w:r>
       <w:r>
-        <w:rPr>
-          <w:lang w:val="es-ES"/>
-        </w:rPr>
         <w:t xml:space="preserve"> </w:t>
       </w:r>
       <w:r>
-        <w:rPr>
-          <w:lang w:val="es-ES"/>
-        </w:rPr>
         <w:t xml:space="preserve">- Red interna: 192.168.1.0/24</w:t>
       </w:r>
     </w:p>
@@ -345,9 +267,6 @@
         <w:pStyle w:val="Heading2"/>
       </w:pPr>
       <w:r>
-        <w:rPr>
-          <w:lang w:val="es-ES"/>
-        </w:rPr>
         <w:t xml:space="preserve">4. Tabla NAT</w:t>
       </w:r>
     </w:p>
@@ -356,9 +275,6 @@
         <w:pStyle w:val="FirstParagraph"/>
       </w:pPr>
       <w:r>
-        <w:rPr>
-          <w:lang w:val="es-ES"/>
-        </w:rPr>
         <w:t xml:space="preserve">Un router NAT muestra la siguiente tabla:</w:t>
       </w:r>
     </w:p>
@@ -369,7 +285,6 @@
       <w:r>
         <w:rPr>
           <w:rStyle w:val="VerbatimChar"/>
-          <w:lang w:val="es-ES"/>
         </w:rPr>
         <w:t xml:space="preserve">Pro Inside global      Inside local       Outside local      Outside global</w:t>
       </w:r>
@@ -379,7 +294,6 @@
       <w:r>
         <w:rPr>
           <w:rStyle w:val="VerbatimChar"/>
-          <w:lang w:val="es-ES"/>
         </w:rPr>
         <w:t xml:space="preserve">udp   192.168.1.  8.8.8.8:53  8.8.8.8:53</w:t>
       </w:r>
@@ -389,7 +303,6 @@
       <w:r>
         <w:rPr>
           <w:rStyle w:val="VerbatimChar"/>
-          <w:lang w:val="es-ES"/>
         </w:rPr>
         <w:t xml:space="preserve">udp   192.168.1.  8.8.8.8:53  8.8.8.8:53</w:t>
       </w:r>
@@ -403,9 +316,6 @@
         </w:numPr>
       </w:pPr>
       <w:r>
-        <w:rPr>
-          <w:lang w:val="es-ES"/>
-        </w:rPr>
         <w:t xml:space="preserve">¿Cuántos dispositivos están haciendo peticiones DNS?</w:t>
       </w:r>
     </w:p>
@@ -418,9 +328,6 @@
         </w:numPr>
       </w:pPr>
       <w:r>
-        <w:rPr>
-          <w:lang w:val="es-ES"/>
-        </w:rPr>
         <w:t xml:space="preserve">¿Cuál es la IP pública del router?</w:t>
       </w:r>
     </w:p>
@@ -433,9 +340,6 @@
         </w:numPr>
       </w:pPr>
       <w:r>
-        <w:rPr>
-          <w:lang w:val="es-ES"/>
-        </w:rPr>
         <w:t xml:space="preserve">¿Qué puerto ha asignado NAT al PC 192.168.1.10?</w:t>
       </w:r>
     </w:p>
@@ -446,9 +350,6 @@
         <w:pStyle w:val="Heading2"/>
       </w:pPr>
       <w:r>
-        <w:rPr>
-          <w:lang w:val="es-ES"/>
-        </w:rPr>
         <w:t xml:space="preserve">5. Verdadero o falso</w:t>
       </w:r>
     </w:p>
@@ -461,9 +362,6 @@
         </w:numPr>
       </w:pPr>
       <w:r>
-        <w:rPr>
-          <w:lang w:val="es-ES"/>
-        </w:rPr>
         <w:t xml:space="preserve">NAT estático permite que múltiples PCs compartan una IP pública.</w:t>
       </w:r>
     </w:p>
@@ -476,53 +374,33 @@
         </w:numPr>
       </w:pPr>
       <w:r>
-        <w:rPr>
-          <w:lang w:val="es-ES"/>
-        </w:rPr>
         <w:t xml:space="preserve">PAT necesita configurar</w:t>
       </w:r>
       <w:r>
-        <w:rPr>
-          <w:lang w:val="es-ES"/>
-        </w:rPr>
         <w:t xml:space="preserve"> </w:t>
       </w:r>
       <w:r>
         <w:rPr>
           <w:rStyle w:val="VerbatimChar"/>
-          <w:lang w:val="es-ES"/>
         </w:rPr>
         <w:t xml:space="preserve">ip nat inside</w:t>
       </w:r>
       <w:r>
-        <w:rPr>
-          <w:lang w:val="es-ES"/>
-        </w:rPr>
         <w:t xml:space="preserve"> </w:t>
       </w:r>
       <w:r>
-        <w:rPr>
-          <w:lang w:val="es-ES"/>
-        </w:rPr>
         <w:t xml:space="preserve">y</w:t>
       </w:r>
       <w:r>
-        <w:rPr>
-          <w:lang w:val="es-ES"/>
-        </w:rPr>
         <w:t xml:space="preserve"> </w:t>
       </w:r>
       <w:r>
         <w:rPr>
           <w:rStyle w:val="VerbatimChar"/>
-          <w:lang w:val="es-ES"/>
         </w:rPr>
         <w:t xml:space="preserve">ip nat outside</w:t>
       </w:r>
       <w:r>
-        <w:rPr>
-          <w:lang w:val="es-ES"/>
-        </w:rPr>
         <w:t xml:space="preserve">.</w:t>
       </w:r>
     </w:p>
@@ -535,9 +413,6 @@
         </w:numPr>
       </w:pPr>
       <w:r>
-        <w:rPr>
-          <w:lang w:val="es-ES"/>
-        </w:rPr>
         <w:t xml:space="preserve">NAT dinámico traduce siempre la misma IP privada a la misma IP pública.</w:t>
       </w:r>
     </w:p>
@@ -552,20 +427,13 @@
       <w:r>
         <w:rPr>
           <w:rStyle w:val="VerbatimChar"/>
-          <w:lang w:val="es-ES"/>
         </w:rPr>
         <w:t xml:space="preserve">show ip nat translations</w:t>
       </w:r>
       <w:r>
-        <w:rPr>
-          <w:lang w:val="es-ES"/>
-        </w:rPr>
         <w:t xml:space="preserve"> </w:t>
       </w:r>
       <w:r>
-        <w:rPr>
-          <w:lang w:val="es-ES"/>
-        </w:rPr>
         <w:t xml:space="preserve">muestra las traducciones activas.</w:t>
       </w:r>
     </w:p>
@@ -576,9 +444,6 @@
         <w:pStyle w:val="Heading2"/>
       </w:pPr>
       <w:r>
-        <w:rPr>
-          <w:lang w:val="es-ES"/>
-        </w:rPr>
         <w:t xml:space="preserve">6. NAT destino (port forwarding)</w:t>
       </w:r>
     </w:p>
@@ -587,9 +452,6 @@
         <w:pStyle w:val="FirstParagraph"/>
       </w:pPr>
       <w:r>
-        <w:rPr>
-          <w:lang w:val="es-ES"/>
-        </w:rPr>
         <w:t xml:space="preserve">Quieres que un servidor web interno (192.168.1.10:80) sea accesible desde Internet en la IP pública 83.45.12.78:80. Escribe los comandos necesarios.</w:t>
       </w:r>
     </w:p>
@@ -600,9 +462,6 @@
         <w:pStyle w:val="Heading2"/>
       </w:pPr>
       <w:r>
-        <w:rPr>
-          <w:lang w:val="es-ES"/>
-        </w:rPr>
         <w:t xml:space="preserve">7. ¿Qué tipo de NAT es?</w:t>
       </w:r>
     </w:p>
@@ -611,9 +470,6 @@
         <w:pStyle w:val="FirstParagraph"/>
       </w:pPr>
       <w:r>
-        <w:rPr>
-          <w:lang w:val="es-ES"/>
-        </w:rPr>
         <w:t xml:space="preserve">Identifica el tipo de NAT que se aplica en cada escenario:</w:t>
       </w:r>
     </w:p>
@@ -639,9 +495,6 @@
               <w:pStyle w:val="Compact"/>
             </w:pPr>
             <w:r>
-              <w:rPr>
-                <w:lang w:val="es-ES"/>
-              </w:rPr>
               <w:t xml:space="preserve">Escenario</w:t>
             </w:r>
           </w:p>
@@ -653,9 +506,6 @@
               <w:pStyle w:val="Compact"/>
             </w:pPr>
             <w:r>
-              <w:rPr>
-                <w:lang w:val="es-ES"/>
-              </w:rPr>
               <w:t xml:space="preserve">Tipo de NAT</w:t>
             </w:r>
           </w:p>
@@ -669,9 +519,6 @@
               <w:pStyle w:val="Compact"/>
             </w:pPr>
             <w:r>
-              <w:rPr>
-                <w:lang w:val="es-ES"/>
-              </w:rPr>
               <w:t xml:space="preserve">a) El servidor web de la empresa (192.168.1.10) siempre sale a Internet como 83.45.12.78</w:t>
             </w:r>
           </w:p>
@@ -693,9 +540,6 @@
               <w:pStyle w:val="Compact"/>
             </w:pPr>
             <w:r>
-              <w:rPr>
-                <w:lang w:val="es-ES"/>
-              </w:rPr>
               <w:t xml:space="preserve">b) La oficina tiene un pool de 4 IPs públicas (83.45.12.78-81) y cada usuario toma una al salir</w:t>
             </w:r>
           </w:p>
@@ -717,9 +561,6 @@
               <w:pStyle w:val="Compact"/>
             </w:pPr>
             <w:r>
-              <w:rPr>
-                <w:lang w:val="es-ES"/>
-              </w:rPr>
               <w:t xml:space="preserve">c) 300 alumnos de un instituto salen todos por la misma IP pública del router</w:t>
             </w:r>
           </w:p>
@@ -741,9 +582,6 @@
               <w:pStyle w:val="Compact"/>
             </w:pPr>
             <w:r>
-              <w:rPr>
-                <w:lang w:val="es-ES"/>
-              </w:rPr>
               <w:t xml:space="preserve">d) Un cliente de Internet visita 83.45.12.78:8080 y llega al servidor interno 192.168.1.10:80</w:t>
             </w:r>
           </w:p>
@@ -766,20 +604,13 @@
         <w:rPr>
           <w:b/>
           <w:bCs/>
-          <w:lang w:val="es-ES"/>
         </w:rPr>
         <w:t xml:space="preserve">Pista:</w:t>
       </w:r>
       <w:r>
-        <w:rPr>
-          <w:lang w:val="es-ES"/>
-        </w:rPr>
         <w:t xml:space="preserve"> </w:t>
       </w:r>
       <w:r>
-        <w:rPr>
-          <w:lang w:val="es-ES"/>
-        </w:rPr>
         <w:t xml:space="preserve">recuerda la tabla de tipos del punto 2 de la unidad: estático (1:1 fijo), dinámico (pool), PAT (muchos:1 con puertos) y destino (puerto público → IP:puerto interno).</w:t>
       </w:r>
     </w:p>
@@ -790,9 +621,6 @@
         <w:pStyle w:val="Heading2"/>
       </w:pPr>
       <w:r>
-        <w:rPr>
-          <w:lang w:val="es-ES"/>
-        </w:rPr>
         <w:t xml:space="preserve">8. Lee la tabla NAT</w:t>
       </w:r>
     </w:p>
@@ -801,9 +629,6 @@
         <w:pStyle w:val="FirstParagraph"/>
       </w:pPr>
       <w:r>
-        <w:rPr>
-          <w:lang w:val="es-ES"/>
-        </w:rPr>
         <w:t xml:space="preserve">El router muestra esta tabla:</w:t>
       </w:r>
     </w:p>
@@ -814,7 +639,6 @@
       <w:r>
         <w:rPr>
           <w:rStyle w:val="VerbatimChar"/>
-          <w:lang w:val="es-ES"/>
         </w:rPr>
         <w:t xml:space="preserve">Pro Inside global      Inside local       Outside local      Outside global</w:t>
       </w:r>
@@ -824,7 +648,6 @@
       <w:r>
         <w:rPr>
           <w:rStyle w:val="VerbatimChar"/>
-          <w:lang w:val="es-ES"/>
         </w:rPr>
         <w:t xml:space="preserve">udp   192.168.1.  8.8.8.8:53  8.8.8.8:53</w:t>
       </w:r>
@@ -834,7 +657,6 @@
       <w:r>
         <w:rPr>
           <w:rStyle w:val="VerbatimChar"/>
-          <w:lang w:val="es-ES"/>
         </w:rPr>
         <w:t xml:space="preserve">udp   192.168.1.  8.8.8.8:53  8.8.8.8:53</w:t>
       </w:r>
@@ -844,7 +666,6 @@
       <w:r>
         <w:rPr>
           <w:rStyle w:val="VerbatimChar"/>
-          <w:lang w:val="es-ES"/>
         </w:rPr>
         <w:t xml:space="preserve">tcp 83.45.12.78:60003  192.168.1.30:49152  142.250.184.4:443  142.250.184.4:443</w:t>
       </w:r>
@@ -858,9 +679,6 @@
         </w:numPr>
       </w:pPr>
       <w:r>
-        <w:rPr>
-          <w:lang w:val="es-ES"/>
-        </w:rPr>
         <w:t xml:space="preserve">¿Cuántas conexiones hay activas y de qué tipo de tráfico?</w:t>
       </w:r>
     </w:p>
@@ -873,9 +691,6 @@
         </w:numPr>
       </w:pPr>
       <w:r>
-        <w:rPr>
-          <w:lang w:val="es-ES"/>
-        </w:rPr>
         <w:t xml:space="preserve">¿Qué puerto efímero original usaba el PC 192.168.1.30?</w:t>
       </w:r>
     </w:p>
@@ -888,9 +703,6 @@
         </w:numPr>
       </w:pPr>
       <w:r>
-        <w:rPr>
-          <w:lang w:val="es-ES"/>
-        </w:rPr>
         <w:t xml:space="preserve">¿Por qué dos PCs pueden usar el mismo puerto origen (54321) sin conflicto?</w:t>
       </w:r>
     </w:p>
@@ -903,9 +715,6 @@
         </w:numPr>
       </w:pPr>
       <w:r>
-        <w:rPr>
-          <w:lang w:val="es-ES"/>
-        </w:rPr>
         <w:t xml:space="preserve">¿A qué servicio destino van las dos primeras conexiones? ¿Y la tercera?</w:t>
       </w:r>
     </w:p>
@@ -917,46 +726,29 @@
         <w:rPr>
           <w:b/>
           <w:bCs/>
-          <w:lang w:val="es-ES"/>
         </w:rPr>
         <w:t xml:space="preserve">Pista:</w:t>
       </w:r>
       <w:r>
-        <w:rPr>
-          <w:lang w:val="es-ES"/>
-        </w:rPr>
         <w:t xml:space="preserve"> </w:t>
       </w:r>
       <w:r>
-        <w:rPr>
-          <w:lang w:val="es-ES"/>
-        </w:rPr>
         <w:t xml:space="preserve">los puertos efímeros (49152-65535) los elige cada PC; NAT añade un puerto global único por conexión (60001, 60002…) para desambiguar. Fíjate en la columna</w:t>
       </w:r>
       <w:r>
-        <w:rPr>
-          <w:lang w:val="es-ES"/>
-        </w:rPr>
         <w:t xml:space="preserve"> </w:t>
       </w:r>
       <w:r>
         <w:rPr>
           <w:i/>
           <w:iCs/>
-          <w:lang w:val="es-ES"/>
         </w:rPr>
         <w:t xml:space="preserve">Outside local</w:t>
       </w:r>
       <w:r>
-        <w:rPr>
-          <w:lang w:val="es-ES"/>
-        </w:rPr>
         <w:t xml:space="preserve"> </w:t>
       </w:r>
       <w:r>
-        <w:rPr>
-          <w:lang w:val="es-ES"/>
-        </w:rPr>
         <w:t xml:space="preserve">para saber el destino.</w:t>
       </w:r>
     </w:p>

--- a/docx/09-nat-pat/boletin-U09-inicial.docx
+++ b/docx/09-nat-pat/boletin-U09-inicial.docx
@@ -28,23 +28,23 @@
         </w:p>
       </w:sdtContent>
     </w:sdt>
-    <w:bookmarkStart w:id="9" w:name="boletín-ud9-inicial"/>
+    <w:bookmarkStart w:id="9" w:name="boletín-de-nat-y-pat-inicial"/>
     <w:p>
       <w:pPr>
         <w:pStyle w:val="Heading1"/>
       </w:pPr>
       <w:r>
-        <w:t xml:space="preserve">Boletín UD9 — Inicial</w:t>
+        <w:t xml:space="preserve">Boletín de NAT y PAT — Inicial</w:t>
       </w:r>
     </w:p>
     <w:bookmarkEnd w:id="9"/>
-    <w:bookmarkStart w:id="18" w:name="boletín-ud9-inicial-1"/>
+    <w:bookmarkStart w:id="18" w:name="boletín-de-nat-y-pat-inicial-1"/>
     <w:p>
       <w:pPr>
         <w:pStyle w:val="Heading1"/>
       </w:pPr>
       <w:r>
-        <w:t xml:space="preserve">📝 Boletín UD9 — Inicial</w:t>
+        <w:t xml:space="preserve">📝 Boletín de NAT y PAT — Inicial</w:t>
       </w:r>
     </w:p>
     <w:p>

--- a/docx/09-nat-pat/boletin-U09-inicial.docx
+++ b/docx/09-nat-pat/boletin-U09-inicial.docx
@@ -295,7 +295,7 @@
         <w:rPr>
           <w:rStyle w:val="VerbatimChar"/>
         </w:rPr>
-        <w:t xml:space="preserve">udp   192.168.1.  8.8.8.8:53  8.8.8.8:53</w:t>
+        <w:t xml:space="preserve">udp 83.45.12.78:50001  192.168.1.10:54321  8.8.8.8:53         8.8.8.8:53</w:t>
       </w:r>
       <w:r>
         <w:br/>
@@ -304,7 +304,7 @@
         <w:rPr>
           <w:rStyle w:val="VerbatimChar"/>
         </w:rPr>
-        <w:t xml:space="preserve">udp   192.168.1.  8.8.8.8:53  8.8.8.8:53</w:t>
+        <w:t xml:space="preserve">udp 83.45.12.78:50002  192.168.1.20:54321  8.8.8.8:53         8.8.8.8:53</w:t>
       </w:r>
     </w:p>
     <w:p>
@@ -540,7 +540,7 @@
               <w:pStyle w:val="Compact"/>
             </w:pPr>
             <w:r>
-              <w:t xml:space="preserve">b) La oficina tiene un pool de 4 IPs públicas (83.45.12.78-81) y cada usuario toma una al salir</w:t>
+              <w:t xml:space="preserve">b) La oficina tiene un pool de 4 IPs públicas (83.45.12.81-84) y cada usuario toma una al salir</w:t>
             </w:r>
           </w:p>
         </w:tc>
@@ -649,7 +649,7 @@
         <w:rPr>
           <w:rStyle w:val="VerbatimChar"/>
         </w:rPr>
-        <w:t xml:space="preserve">udp   192.168.1.  8.8.8.8:53  8.8.8.8:53</w:t>
+        <w:t xml:space="preserve">udp 83.45.12.78:60001  192.168.1.10:54321  8.8.8.8:53         8.8.8.8:53</w:t>
       </w:r>
       <w:r>
         <w:br/>
@@ -658,7 +658,7 @@
         <w:rPr>
           <w:rStyle w:val="VerbatimChar"/>
         </w:rPr>
-        <w:t xml:space="preserve">udp   192.168.1.  8.8.8.8:53  8.8.8.8:53</w:t>
+        <w:t xml:space="preserve">udp 83.45.12.78:60002  192.168.1.20:54321  8.8.8.8:53         8.8.8.8:53</w:t>
       </w:r>
       <w:r>
         <w:br/>
